--- a/NETFLIX_Overview.docx
+++ b/NETFLIX_Overview.docx
@@ -252,23 +252,7 @@
           <w:sz w:val="24"/>
           <w:szCs w:val="24"/>
         </w:rPr>
-        <w:t xml:space="preserve">Date: </w:t>
-      </w:r>
-      <w:r>
-        <w:rPr>
-          <w:color w:val="595959"/>
-          <w:sz w:val="24"/>
-          <w:szCs w:val="24"/>
-        </w:rPr>
-        <w:t>July</w:t>
-      </w:r>
-      <w:r>
-        <w:rPr>
-          <w:color w:val="595959"/>
-          <w:sz w:val="24"/>
-          <w:szCs w:val="24"/>
-        </w:rPr>
-        <w:t xml:space="preserve"> 2026</w:t>
+        <w:t>Date: July 2026</w:t>
       </w:r>
     </w:p>
     <w:p>
@@ -399,19 +383,7 @@
         <w:rPr>
           <w:color w:val="000000"/>
         </w:rPr>
-        <w:t xml:space="preserve">. The project leverages modern data </w:t>
-      </w:r>
-      <w:r>
-        <w:rPr>
-          <w:color w:val="000000"/>
-        </w:rPr>
-        <w:t>analysis</w:t>
-      </w:r>
-      <w:r>
-        <w:rPr>
-          <w:color w:val="000000"/>
-        </w:rPr>
-        <w:t xml:space="preserve"> techniques to uncover patterns in Netflix content, including content type distributions, release trends, geographic spread, ratings, genres, and more.</w:t>
+        <w:t>. The project leverages modern data analysis techniques to uncover patterns in Netflix content, including content type distributions, release trends, geographic spread, ratings, genres, and more.</w:t>
       </w:r>
     </w:p>
     <w:p/>
@@ -468,21 +440,7 @@
         <w:rPr>
           <w:color w:val="000000"/>
         </w:rPr>
-        <w:t xml:space="preserve">Perform </w:t>
-      </w:r>
-      <w:proofErr w:type="gramStart"/>
-      <w:r>
-        <w:rPr>
-          <w:color w:val="000000"/>
-        </w:rPr>
-        <w:t>exploratory</w:t>
-      </w:r>
-      <w:proofErr w:type="gramEnd"/>
-      <w:r>
-        <w:rPr>
-          <w:color w:val="000000"/>
-        </w:rPr>
-        <w:t xml:space="preserve"> data analysis (EDA) on Netflix's catalog of movies and TV shows.</w:t>
+        <w:t>Perform exploratory data analysis (EDA) on Netflix's catalog of movies and TV shows.</w:t>
       </w:r>
     </w:p>
     <w:p>
@@ -499,13 +457,7 @@
         <w:rPr>
           <w:color w:val="000000"/>
         </w:rPr>
-        <w:t>The EDA is performed by 15 real life business problems</w:t>
-      </w:r>
-      <w:r>
-        <w:rPr>
-          <w:color w:val="000000"/>
-        </w:rPr>
-        <w:t>.</w:t>
+        <w:t>The EDA is performed by 15 real life business problems.</w:t>
       </w:r>
     </w:p>
     <w:p>
@@ -896,21 +848,7 @@
         <w:rPr>
           <w:color w:val="000000"/>
         </w:rPr>
-        <w:t xml:space="preserve">The dataset used is netflix_titles.csv, a </w:t>
-      </w:r>
-      <w:proofErr w:type="gramStart"/>
-      <w:r>
-        <w:rPr>
-          <w:color w:val="000000"/>
-        </w:rPr>
-        <w:t>widely-used</w:t>
-      </w:r>
-      <w:proofErr w:type="gramEnd"/>
-      <w:r>
-        <w:rPr>
-          <w:color w:val="000000"/>
-        </w:rPr>
-        <w:t xml:space="preserve"> public dataset containing metadata about Netflix's library of movies and TV shows. The raw dataset contains the following columns:</w:t>
+        <w:t>The dataset used is netflix_titles.csv, a widely-used public dataset containing metadata about Netflix's library of movies and TV shows. The raw dataset contains the following columns:</w:t>
       </w:r>
     </w:p>
     <w:p/>
@@ -3295,20 +3233,7 @@
         <w:rPr>
           <w:color w:val="000000"/>
         </w:rPr>
-        <w:lastRenderedPageBreak/>
-        <w:t>Missing Value Handling: NULL or empty values in director, cast,</w:t>
-      </w:r>
-      <w:r>
-        <w:rPr>
-          <w:color w:val="000000"/>
-        </w:rPr>
-        <w:t xml:space="preserve"> duration</w:t>
-      </w:r>
-      <w:r>
-        <w:rPr>
-          <w:color w:val="000000"/>
-        </w:rPr>
-        <w:t xml:space="preserve"> and country columns were replaced with 'Unknown'.</w:t>
+        <w:t>Missing Value Handling: NULL or empty values in director, cast, duration and country columns were replaced with 'Unknown'.</w:t>
       </w:r>
     </w:p>
     <w:p>
@@ -3378,41 +3303,25 @@
           <w:bCs/>
           <w:color w:val="EE0000"/>
         </w:rPr>
-        <w:t>5</w:t>
-      </w:r>
-      <w:r>
+        <w:t>5. Key Findings &amp; Insights</w:t>
+      </w:r>
+    </w:p>
+    <w:p>
+      <w:pPr>
+        <w:pStyle w:val="Heading2"/>
         <w:rPr>
           <w:b/>
           <w:bCs/>
           <w:color w:val="EE0000"/>
         </w:rPr>
-        <w:t>. Key Findings &amp; Insights</w:t>
-      </w:r>
-    </w:p>
-    <w:p>
-      <w:pPr>
-        <w:pStyle w:val="Heading2"/>
+      </w:pPr>
+      <w:r>
         <w:rPr>
           <w:b/>
           <w:bCs/>
           <w:color w:val="EE0000"/>
         </w:rPr>
-      </w:pPr>
-      <w:r>
-        <w:rPr>
-          <w:b/>
-          <w:bCs/>
-          <w:color w:val="EE0000"/>
-        </w:rPr>
-        <w:t>5</w:t>
-      </w:r>
-      <w:r>
-        <w:rPr>
-          <w:b/>
-          <w:bCs/>
-          <w:color w:val="EE0000"/>
-        </w:rPr>
-        <w:t>.1 Content Composition</w:t>
+        <w:t>5.1 Content Composition</w:t>
       </w:r>
     </w:p>
     <w:p>
@@ -3469,15 +3378,7 @@
           <w:bCs/>
           <w:color w:val="EE0000"/>
         </w:rPr>
-        <w:t>5</w:t>
-      </w:r>
-      <w:r>
-        <w:rPr>
-          <w:b/>
-          <w:bCs/>
-          <w:color w:val="EE0000"/>
-        </w:rPr>
-        <w:t>.2 Geographic Distribution</w:t>
+        <w:t>5.2 Geographic Distribution</w:t>
       </w:r>
     </w:p>
     <w:p>
@@ -3552,15 +3453,7 @@
           <w:bCs/>
           <w:color w:val="EE0000"/>
         </w:rPr>
-        <w:t>5</w:t>
-      </w:r>
-      <w:r>
-        <w:rPr>
-          <w:b/>
-          <w:bCs/>
-          <w:color w:val="EE0000"/>
-        </w:rPr>
-        <w:t>.3 Content Ratings</w:t>
+        <w:t>5.3 Content Ratings</w:t>
       </w:r>
     </w:p>
     <w:p>
@@ -3617,15 +3510,7 @@
           <w:bCs/>
           <w:color w:val="EE0000"/>
         </w:rPr>
-        <w:t>5</w:t>
-      </w:r>
-      <w:r>
-        <w:rPr>
-          <w:b/>
-          <w:bCs/>
-          <w:color w:val="EE0000"/>
-        </w:rPr>
-        <w:t>.4 Release &amp; Addition Trends</w:t>
+        <w:t>5.4 Release &amp; Addition Trends</w:t>
       </w:r>
     </w:p>
     <w:p>
@@ -3682,15 +3567,7 @@
           <w:bCs/>
           <w:color w:val="EE0000"/>
         </w:rPr>
-        <w:t>5</w:t>
-      </w:r>
-      <w:r>
-        <w:rPr>
-          <w:b/>
-          <w:bCs/>
-          <w:color w:val="EE0000"/>
-        </w:rPr>
-        <w:t>.5 Duration Analysis</w:t>
+        <w:t>5.5 Duration Analysis</w:t>
       </w:r>
     </w:p>
     <w:p>
@@ -3703,19 +3580,11 @@
         <w:spacing w:before="40" w:after="40"/>
         <w:contextualSpacing w:val="0"/>
       </w:pPr>
-      <w:proofErr w:type="gramStart"/>
       <w:r>
         <w:rPr>
           <w:color w:val="000000"/>
         </w:rPr>
-        <w:t>The majority of</w:t>
-      </w:r>
-      <w:proofErr w:type="gramEnd"/>
-      <w:r>
-        <w:rPr>
-          <w:color w:val="000000"/>
-        </w:rPr>
-        <w:t xml:space="preserve"> Netflix movies fall in the 80–</w:t>
+        <w:t>The majority of Netflix movies fall in the 80–</w:t>
       </w:r>
       <w:proofErr w:type="gramStart"/>
       <w:r>
@@ -3769,15 +3638,7 @@
           <w:bCs/>
           <w:color w:val="EE0000"/>
         </w:rPr>
-        <w:t>5</w:t>
-      </w:r>
-      <w:r>
-        <w:rPr>
-          <w:b/>
-          <w:bCs/>
-          <w:color w:val="EE0000"/>
-        </w:rPr>
-        <w:t>.6 Genre Trends</w:t>
+        <w:t>5.6 Genre Trends</w:t>
       </w:r>
     </w:p>
     <w:p>
@@ -4515,6 +4376,7 @@
   <w:style w:type="character" w:default="1" w:styleId="DefaultParagraphFont">
     <w:name w:val="Default Paragraph Font"/>
     <w:uiPriority w:val="1"/>
+    <w:semiHidden/>
     <w:unhideWhenUsed/>
   </w:style>
   <w:style w:type="table" w:default="1" w:styleId="TableNormal">
